--- a/FLORALIFE_PROJECT_DOCUMENTATION.docx
+++ b/FLORALIFE_PROJECT_DOCUMENTATION.docx
@@ -143,7 +143,7 @@
     </w:p>
     <w:p>
       <w:r>
-        <w:t xml:space="preserve">22. Reference Notes</w:t>
+        <w:t xml:space="preserve">22. References</w:t>
       </w:r>
     </w:p>
     <w:p/>
@@ -1676,44 +1676,152 @@
         <w:pStyle w:val="Heading1"/>
       </w:pPr>
       <w:r>
-        <w:t xml:space="preserve">22. Reference Notes</w:t>
-      </w:r>
-    </w:p>
-    <w:p/>
-    <w:p>
-      <w:r>
-        <w:t xml:space="preserve">These notes are relevant to the FloraLife implementation:</w:t>
-      </w:r>
-    </w:p>
-    <w:p/>
-    <w:p>
-      <w:r>
-        <w:t xml:space="preserve">- Google Gemini API for online scanning</w:t>
-      </w:r>
-    </w:p>
-    <w:p>
-      <w:r>
-        <w:t xml:space="preserve">- Capacitor App plugin for Android back handling</w:t>
-      </w:r>
-    </w:p>
-    <w:p>
-      <w:r>
-        <w:t xml:space="preserve">- Capacitor Local Notifications for native reminders</w:t>
-      </w:r>
-    </w:p>
-    <w:p>
-      <w:r>
-        <w:t xml:space="preserve">- Capacitor Camera for image capture</w:t>
-      </w:r>
-    </w:p>
-    <w:p>
-      <w:r>
-        <w:t xml:space="preserve">- TensorFlow Lite model assets used in the Android plugin</w:t>
-      </w:r>
-    </w:p>
-    <w:p>
-      <w:r>
-        <w:t xml:space="preserve">- Offline model class assets adapted from the referenced PlantSaverApp asset source provided during development</w:t>
+        <w:t xml:space="preserve">22. References</w:t>
+      </w:r>
+    </w:p>
+    <w:p/>
+    <w:p>
+      <w:pPr>
+        <w:pStyle w:val="Heading2"/>
+      </w:pPr>
+      <w:r>
+        <w:t xml:space="preserve">Core framework and frontend</w:t>
+      </w:r>
+    </w:p>
+    <w:p/>
+    <w:p>
+      <w:r>
+        <w:t xml:space="preserve">- React documentation: https://react.dev/</w:t>
+      </w:r>
+    </w:p>
+    <w:p>
+      <w:r>
+        <w:t xml:space="preserve">- TypeScript documentation: https://www.typescriptlang.org/docs/</w:t>
+      </w:r>
+    </w:p>
+    <w:p>
+      <w:r>
+        <w:t xml:space="preserve">- Vite guide: https://vite.dev/guide/</w:t>
+      </w:r>
+    </w:p>
+    <w:p>
+      <w:r>
+        <w:t xml:space="preserve">- Tailwind CSS documentation: https://tailwindcss.com/docs</w:t>
+      </w:r>
+    </w:p>
+    <w:p>
+      <w:r>
+        <w:t xml:space="preserve">- Lucide React documentation: https://lucide.dev/guide/packages/lucide-react</w:t>
+      </w:r>
+    </w:p>
+    <w:p/>
+    <w:p>
+      <w:pPr>
+        <w:pStyle w:val="Heading2"/>
+      </w:pPr>
+      <w:r>
+        <w:t xml:space="preserve">Capacitor and Android integration</w:t>
+      </w:r>
+    </w:p>
+    <w:p/>
+    <w:p>
+      <w:r>
+        <w:t xml:space="preserve">- Capacitor documentation: https://capacitorjs.com/docs</w:t>
+      </w:r>
+    </w:p>
+    <w:p>
+      <w:r>
+        <w:t xml:space="preserve">- Capacitor App plugin: https://capacitorjs.com/docs/apis/app</w:t>
+      </w:r>
+    </w:p>
+    <w:p>
+      <w:r>
+        <w:t xml:space="preserve">- Capacitor Camera plugin: https://capacitorjs.com/docs/apis/camera</w:t>
+      </w:r>
+    </w:p>
+    <w:p>
+      <w:r>
+        <w:t xml:space="preserve">- Capacitor Local Notifications plugin: https://capacitorjs.com/docs/apis/local-notifications</w:t>
+      </w:r>
+    </w:p>
+    <w:p>
+      <w:r>
+        <w:t xml:space="preserve">- Capacitor Network plugin: https://capacitorjs.com/docs/apis/network</w:t>
+      </w:r>
+    </w:p>
+    <w:p>
+      <w:r>
+        <w:t xml:space="preserve">- Android Studio: https://developer.android.com/studio</w:t>
+      </w:r>
+    </w:p>
+    <w:p>
+      <w:r>
+        <w:t xml:space="preserve">- Android alarms and reminders: https://developer.android.com/develop/background-work/services/alarms</w:t>
+      </w:r>
+    </w:p>
+    <w:p>
+      <w:r>
+        <w:t xml:space="preserve">- Android exact alarms behavior: https://developer.android.com/about/versions/14/changes/schedule-exact-alarms</w:t>
+      </w:r>
+    </w:p>
+    <w:p/>
+    <w:p>
+      <w:pPr>
+        <w:pStyle w:val="Heading2"/>
+      </w:pPr>
+      <w:r>
+        <w:t xml:space="preserve">AI and machine learning references</w:t>
+      </w:r>
+    </w:p>
+    <w:p/>
+    <w:p>
+      <w:r>
+        <w:t xml:space="preserve">- Gemini API documentation: https://ai.google.dev/gemini-api/docs</w:t>
+      </w:r>
+    </w:p>
+    <w:p>
+      <w:r>
+        <w:t xml:space="preserve">- TensorFlow Lite on Android: https://www.tensorflow.org/lite/android</w:t>
+      </w:r>
+    </w:p>
+    <w:p>
+      <w:r>
+        <w:t xml:space="preserve">- Offline model asset reference used during development: https://github.com/akshayrana30/plant-disease-detection/tree/master/PlantSaverApp/app/src/main/assets</w:t>
+      </w:r>
+    </w:p>
+    <w:p>
+      <w:r>
+        <w:t xml:space="preserve">- PlantVillage dataset mirror used for presentation-aligned samples: https://github.com/spMohanty/PlantVillage-Dataset/tree/master/raw/color</w:t>
+      </w:r>
+    </w:p>
+    <w:p/>
+    <w:p>
+      <w:pPr>
+        <w:pStyle w:val="Heading2"/>
+      </w:pPr>
+      <w:r>
+        <w:t xml:space="preserve">Project resource references</w:t>
+      </w:r>
+    </w:p>
+    <w:p/>
+    <w:p>
+      <w:r>
+        <w:t xml:space="preserve">- Offline sample source manifest: `presentation/offline-ai-samples/sources.csv`</w:t>
+      </w:r>
+    </w:p>
+    <w:p>
+      <w:r>
+        <w:t xml:space="preserve">- Offline sample usage guide: `presentation/offline-ai-samples/README.md`</w:t>
+      </w:r>
+    </w:p>
+    <w:p>
+      <w:r>
+        <w:t xml:space="preserve">- Offline sample suggestion guide: `OFFLINE_MODEL_SAMPLE_IMAGES.md`</w:t>
+      </w:r>
+    </w:p>
+    <w:p>
+      <w:r>
+        <w:t xml:space="preserve">- Technical change log for the Codex work: `CODEX_WORKLOG.md`</w:t>
       </w:r>
     </w:p>
     <w:sectPr>

--- a/FLORALIFE_PROJECT_DOCUMENTATION.docx
+++ b/FLORALIFE_PROJECT_DOCUMENTATION.docx
@@ -1059,6 +1059,46 @@
         <w:pStyle w:val="Heading2"/>
       </w:pPr>
       <w:r>
+        <w:t xml:space="preserve">Gemini API key handling</w:t>
+      </w:r>
+    </w:p>
+    <w:p/>
+    <w:p>
+      <w:r>
+        <w:t xml:space="preserve">- Developers can keep a private Gemini key in `.env.local` using `VITE_GEMINI_API_KEY`</w:t>
+      </w:r>
+    </w:p>
+    <w:p>
+      <w:r>
+        <w:t xml:space="preserve">- `.env.local` is ignored by Git and should never be committed</w:t>
+      </w:r>
+    </w:p>
+    <w:p>
+      <w:r>
+        <w:t xml:space="preserve">- Users and project members can also save their own personal Gemini key directly inside the app from the `Scan &gt; Online AI` screen</w:t>
+      </w:r>
+    </w:p>
+    <w:p>
+      <w:r>
+        <w:t xml:space="preserve">- A personal key is stored only on the current device through local storage</w:t>
+      </w:r>
+    </w:p>
+    <w:p>
+      <w:r>
+        <w:t xml:space="preserve">- If no Gemini key is present, Online AI is unavailable but Offline AI and the rest of FloraLife still continue to work</w:t>
+      </w:r>
+    </w:p>
+    <w:p>
+      <w:r>
+        <w:t xml:space="preserve">- A Gemini key bundled into a client APK can still be extracted, so public APK sharing should avoid embedding a developer key</w:t>
+      </w:r>
+    </w:p>
+    <w:p/>
+    <w:p>
+      <w:pPr>
+        <w:pStyle w:val="Heading2"/>
+      </w:pPr>
+      <w:r>
         <w:t xml:space="preserve">Offline scanning</w:t>
       </w:r>
     </w:p>
@@ -1387,6 +1427,91 @@
     <w:p/>
     <w:p>
       <w:pPr>
+        <w:pStyle w:val="Heading2"/>
+      </w:pPr>
+      <w:r>
+        <w:t xml:space="preserve">GitHub-safe developer setup</w:t>
+      </w:r>
+    </w:p>
+    <w:p/>
+    <w:p>
+      <w:r>
+        <w:t xml:space="preserve">1. Copy `.env.example` to `.env.local`</w:t>
+      </w:r>
+    </w:p>
+    <w:p>
+      <w:r>
+        <w:t xml:space="preserve">2. Add `VITE_GEMINI_API_KEY=your_key_here`</w:t>
+      </w:r>
+    </w:p>
+    <w:p>
+      <w:r>
+        <w:t xml:space="preserve">3. Keep `.env.local` private on the local machine</w:t>
+      </w:r>
+    </w:p>
+    <w:p>
+      <w:r>
+        <w:t xml:space="preserve">4. Do not commit any real key to GitHub</w:t>
+      </w:r>
+    </w:p>
+    <w:p/>
+    <w:p>
+      <w:pPr>
+        <w:pStyle w:val="Heading2"/>
+      </w:pPr>
+      <w:r>
+        <w:t xml:space="preserve">APK release preparation</w:t>
+      </w:r>
+    </w:p>
+    <w:p/>
+    <w:p>
+      <w:r>
+        <w:t xml:space="preserve">- Debug APK command: `npm run apk:debug`</w:t>
+      </w:r>
+    </w:p>
+    <w:p>
+      <w:r>
+        <w:t xml:space="preserve">- Release APK command: `npm run apk:release`</w:t>
+      </w:r>
+    </w:p>
+    <w:p>
+      <w:r>
+        <w:t xml:space="preserve">- Debug APK output: `android/app/build/outputs/apk/debug/app-debug.apk`</w:t>
+      </w:r>
+    </w:p>
+    <w:p>
+      <w:r>
+        <w:t xml:space="preserve">- Unsigned release APK output: `android/app/build/outputs/apk/release/app-release-unsigned.apk`</w:t>
+      </w:r>
+    </w:p>
+    <w:p>
+      <w:r>
+        <w:t xml:space="preserve">- A detailed release checklist is provided in `APK_RELEASE_GUIDE.md`</w:t>
+      </w:r>
+    </w:p>
+    <w:p>
+      <w:r>
+        <w:t xml:space="preserve">- For future public release, the safer path is:</w:t>
+      </w:r>
+    </w:p>
+    <w:p>
+      <w:r>
+        <w:t xml:space="preserve">  - build without a bundled developer key</w:t>
+      </w:r>
+    </w:p>
+    <w:p>
+      <w:r>
+        <w:t xml:space="preserve">  - let users add their own personal Gemini key inside the app</w:t>
+      </w:r>
+    </w:p>
+    <w:p>
+      <w:r>
+        <w:t xml:space="preserve">  - or move Gemini access to a backend proxy service</w:t>
+      </w:r>
+    </w:p>
+    <w:p/>
+    <w:p>
+      <w:pPr>
         <w:pStyle w:val="Heading1"/>
       </w:pPr>
       <w:r>
@@ -1804,6 +1929,16 @@
       </w:r>
     </w:p>
     <w:p/>
+    <w:p>
+      <w:r>
+        <w:t xml:space="preserve">- APK release and API key guide: `APK_RELEASE_GUIDE.md`</w:t>
+      </w:r>
+    </w:p>
+    <w:p>
+      <w:r>
+        <w:t xml:space="preserve">- Developer env template: `.env.example`</w:t>
+      </w:r>
+    </w:p>
     <w:p>
       <w:r>
         <w:t xml:space="preserve">- Offline sample source manifest: `presentation/offline-ai-samples/sources.csv`</w:t>
